--- a/Git 설치하기.docx
+++ b/Git 설치하기.docx
@@ -1,6 +1,6 @@
 
 <file path=word/document.xml><?xml version="1.0" encoding="utf-8"?>
-<w:document xmlns:wpc="http://schemas.microsoft.com/office/word/2010/wordprocessingCanvas" xmlns:cx="http://schemas.microsoft.com/office/drawing/2014/chartex" xmlns:cx1="http://schemas.microsoft.com/office/drawing/2015/9/8/chartex" xmlns:cx2="http://schemas.microsoft.com/office/drawing/2015/10/21/chartex" xmlns:cx3="http://schemas.microsoft.com/office/drawing/2016/5/9/chartex" xmlns:cx4="http://schemas.microsoft.com/office/drawing/2016/5/10/chartex" xmlns:cx5="http://schemas.microsoft.com/office/drawing/2016/5/11/chartex" xmlns:cx6="http://schemas.microsoft.com/office/drawing/2016/5/12/chartex" xmlns:cx7="http://schemas.microsoft.com/office/drawing/2016/5/13/chartex" xmlns:cx8="http://schemas.microsoft.com/office/drawing/2016/5/14/chartex" xmlns:mc="http://schemas.openxmlformats.org/markup-compatibility/2006" xmlns:aink="http://schemas.microsoft.com/office/drawing/2016/ink" xmlns:am3d="http://schemas.microsoft.com/office/drawing/2017/model3d" xmlns:o="urn:schemas-microsoft-com:office:office" xmlns:r="http://schemas.openxmlformats.org/officeDocument/2006/relationships" xmlns:m="http://schemas.openxmlformats.org/officeDocument/2006/math" xmlns:v="urn:schemas-microsoft-com:vml" xmlns:wp14="http://schemas.microsoft.com/office/word/2010/wordprocessingDrawing" xmlns:wp="http://schemas.openxmlformats.org/drawingml/2006/wordprocessingDrawing" xmlns:w10="urn:schemas-microsoft-com:office:word" xmlns:w="http://schemas.openxmlformats.org/wordprocessingml/2006/main" xmlns:w14="http://schemas.microsoft.com/office/word/2010/wordml" xmlns:w15="http://schemas.microsoft.com/office/word/2012/wordml" xmlns:w16cex="http://schemas.microsoft.com/office/word/2018/wordml/cex" xmlns:w16cid="http://schemas.microsoft.com/office/word/2016/wordml/cid" xmlns:w16="http://schemas.microsoft.com/office/word/2018/wordml" xmlns:w16sdtdh="http://schemas.microsoft.com/office/word/2020/wordml/sdtdatahash" xmlns:w16se="http://schemas.microsoft.com/office/word/2015/wordml/symex" xmlns:wpg="http://schemas.microsoft.com/office/word/2010/wordprocessingGroup" xmlns:wpi="http://schemas.microsoft.com/office/word/2010/wordprocessingInk" xmlns:wne="http://schemas.microsoft.com/office/word/2006/wordml" xmlns:wps="http://schemas.microsoft.com/office/word/2010/wordprocessingShape" mc:Ignorable="w14 w15 w16se w16cid w16 w16cex w16sdtdh wp14">
+<w:document xmlns:wpc="http://schemas.microsoft.com/office/word/2010/wordprocessingCanvas" xmlns:cx="http://schemas.microsoft.com/office/drawing/2014/chartex" xmlns:cx1="http://schemas.microsoft.com/office/drawing/2015/9/8/chartex" xmlns:cx2="http://schemas.microsoft.com/office/drawing/2015/10/21/chartex" xmlns:cx3="http://schemas.microsoft.com/office/drawing/2016/5/9/chartex" xmlns:cx4="http://schemas.microsoft.com/office/drawing/2016/5/10/chartex" xmlns:cx5="http://schemas.microsoft.com/office/drawing/2016/5/11/chartex" xmlns:cx6="http://schemas.microsoft.com/office/drawing/2016/5/12/chartex" xmlns:cx7="http://schemas.microsoft.com/office/drawing/2016/5/13/chartex" xmlns:cx8="http://schemas.microsoft.com/office/drawing/2016/5/14/chartex" xmlns:mc="http://schemas.openxmlformats.org/markup-compatibility/2006" xmlns:aink="http://schemas.microsoft.com/office/drawing/2016/ink" xmlns:am3d="http://schemas.microsoft.com/office/drawing/2017/model3d" xmlns:o="urn:schemas-microsoft-com:office:office" xmlns:oel="http://schemas.microsoft.com/office/2019/extlst" xmlns:r="http://schemas.openxmlformats.org/officeDocument/2006/relationships" xmlns:m="http://schemas.openxmlformats.org/officeDocument/2006/math" xmlns:v="urn:schemas-microsoft-com:vml" xmlns:wp14="http://schemas.microsoft.com/office/word/2010/wordprocessingDrawing" xmlns:wp="http://schemas.openxmlformats.org/drawingml/2006/wordprocessingDrawing" xmlns:w10="urn:schemas-microsoft-com:office:word" xmlns:w="http://schemas.openxmlformats.org/wordprocessingml/2006/main" xmlns:w14="http://schemas.microsoft.com/office/word/2010/wordml" xmlns:w15="http://schemas.microsoft.com/office/word/2012/wordml" xmlns:w16cex="http://schemas.microsoft.com/office/word/2018/wordml/cex" xmlns:w16cid="http://schemas.microsoft.com/office/word/2016/wordml/cid" xmlns:w16="http://schemas.microsoft.com/office/word/2018/wordml" xmlns:w16du="http://schemas.microsoft.com/office/word/2023/wordml/word16du" xmlns:w16sdtdh="http://schemas.microsoft.com/office/word/2020/wordml/sdtdatahash" xmlns:w16sdtfl="http://schemas.microsoft.com/office/word/2024/wordml/sdtformatlock" xmlns:w16se="http://schemas.microsoft.com/office/word/2015/wordml/symex" xmlns:wpg="http://schemas.microsoft.com/office/word/2010/wordprocessingGroup" xmlns:wpi="http://schemas.microsoft.com/office/word/2010/wordprocessingInk" xmlns:wne="http://schemas.microsoft.com/office/word/2006/wordml" xmlns:wps="http://schemas.microsoft.com/office/word/2010/wordprocessingShape" mc:Ignorable="w14 w15 w16se w16cid w16 w16cex w16sdtdh w16sdtfl w16du wp14">
   <w:body>
     <w:p/>
     <w:p>
@@ -496,6 +496,46 @@
         </w:rPr>
         <w:t>echo "# test5" &gt;&gt; README.md</w:t>
       </w:r>
+      <w:r>
+        <w:rPr>
+          <w:rFonts w:ascii="굴림체" w:eastAsia="굴림체" w:hAnsi="굴림체" w:cs="굴림체" w:hint="eastAsia"/>
+          <w:color w:val="1F2328"/>
+          <w:kern w:val="0"/>
+          <w:sz w:val="21"/>
+          <w:szCs w:val="21"/>
+        </w:rPr>
+        <w:t xml:space="preserve"> </w:t>
+      </w:r>
+      <w:r>
+        <w:rPr>
+          <w:rFonts w:ascii="굴림체" w:eastAsia="굴림체" w:hAnsi="굴림체" w:cs="굴림체"/>
+          <w:color w:val="1F2328"/>
+          <w:kern w:val="0"/>
+          <w:sz w:val="21"/>
+          <w:szCs w:val="21"/>
+        </w:rPr>
+        <w:t>(</w:t>
+      </w:r>
+      <w:r>
+        <w:rPr>
+          <w:rFonts w:ascii="굴림체" w:eastAsia="굴림체" w:hAnsi="굴림체" w:cs="굴림체" w:hint="eastAsia"/>
+          <w:color w:val="1F2328"/>
+          <w:kern w:val="0"/>
+          <w:sz w:val="21"/>
+          <w:szCs w:val="21"/>
+        </w:rPr>
+        <w:t>안 해도 됨</w:t>
+      </w:r>
+      <w:r>
+        <w:rPr>
+          <w:rFonts w:ascii="굴림체" w:eastAsia="굴림체" w:hAnsi="굴림체" w:cs="굴림체"/>
+          <w:color w:val="1F2328"/>
+          <w:kern w:val="0"/>
+          <w:sz w:val="21"/>
+          <w:szCs w:val="21"/>
+        </w:rPr>
+        <w:t>)</w:t>
+      </w:r>
     </w:p>
     <w:p>
       <w:pPr>
@@ -525,26 +565,12 @@
         <w:jc w:val="left"/>
         <w:rPr>
           <w:rFonts w:ascii="굴림체" w:eastAsia="굴림체" w:hAnsi="굴림체" w:cs="굴림체"/>
-          <w:b/>
-          <w:bCs/>
           <w:color w:val="1F2328"/>
           <w:kern w:val="0"/>
           <w:sz w:val="21"/>
           <w:szCs w:val="21"/>
         </w:rPr>
       </w:pPr>
-      <w:r>
-        <w:rPr>
-          <w:rFonts w:ascii="굴림체" w:eastAsia="굴림체" w:hAnsi="굴림체" w:cs="굴림체"/>
-          <w:b/>
-          <w:bCs/>
-          <w:color w:val="1F2328"/>
-          <w:kern w:val="0"/>
-          <w:sz w:val="21"/>
-          <w:szCs w:val="21"/>
-        </w:rPr>
-        <w:t>git init</w:t>
-      </w:r>
     </w:p>
     <w:p>
       <w:pPr>
@@ -574,6 +600,8 @@
         <w:jc w:val="left"/>
         <w:rPr>
           <w:rFonts w:ascii="굴림체" w:eastAsia="굴림체" w:hAnsi="굴림체" w:cs="굴림체"/>
+          <w:b/>
+          <w:bCs/>
           <w:color w:val="1F2328"/>
           <w:kern w:val="0"/>
           <w:sz w:val="21"/>
@@ -583,42 +611,14 @@
       <w:r>
         <w:rPr>
           <w:rFonts w:ascii="굴림체" w:eastAsia="굴림체" w:hAnsi="굴림체" w:cs="굴림체"/>
+          <w:b/>
+          <w:bCs/>
           <w:color w:val="1F2328"/>
           <w:kern w:val="0"/>
           <w:sz w:val="21"/>
           <w:szCs w:val="21"/>
         </w:rPr>
-        <w:t>git add README.md</w:t>
-      </w:r>
-      <w:r>
-        <w:rPr>
-          <w:rFonts w:ascii="굴림체" w:eastAsia="굴림체" w:hAnsi="굴림체" w:cs="굴림체"/>
-          <w:color w:val="1F2328"/>
-          <w:kern w:val="0"/>
-          <w:sz w:val="21"/>
-          <w:szCs w:val="21"/>
-        </w:rPr>
-        <w:t xml:space="preserve"> (</w:t>
-      </w:r>
-      <w:r>
-        <w:rPr>
-          <w:rFonts w:ascii="굴림체" w:eastAsia="굴림체" w:hAnsi="굴림체" w:cs="굴림체" w:hint="eastAsia"/>
-          <w:color w:val="1F2328"/>
-          <w:kern w:val="0"/>
-          <w:sz w:val="21"/>
-          <w:szCs w:val="21"/>
-        </w:rPr>
-        <w:t>안 해도 됨</w:t>
-      </w:r>
-      <w:r>
-        <w:rPr>
-          <w:rFonts w:ascii="굴림체" w:eastAsia="굴림체" w:hAnsi="굴림체" w:cs="굴림체"/>
-          <w:color w:val="1F2328"/>
-          <w:kern w:val="0"/>
-          <w:sz w:val="21"/>
-          <w:szCs w:val="21"/>
-        </w:rPr>
-        <w:t>)</w:t>
+        <w:t>git init</w:t>
       </w:r>
     </w:p>
     <w:p>
@@ -648,7 +648,7 @@
         <w:spacing w:after="0" w:line="240" w:lineRule="auto"/>
         <w:jc w:val="left"/>
         <w:rPr>
-          <w:rFonts w:ascii="굴림체" w:eastAsia="굴림체" w:hAnsi="굴림체" w:cs="굴림체"/>
+          <w:rFonts w:ascii="굴림체" w:eastAsia="굴림체" w:hAnsi="굴림체" w:cs="굴림체" w:hint="eastAsia"/>
           <w:b/>
           <w:bCs/>
           <w:color w:val="1F2328"/>
@@ -667,7 +667,19 @@
           <w:sz w:val="21"/>
           <w:szCs w:val="21"/>
         </w:rPr>
-        <w:t>git commit -m "first commit"</w:t>
+        <w:t xml:space="preserve">git add </w:t>
+      </w:r>
+      <w:r>
+        <w:rPr>
+          <w:rFonts w:ascii="굴림체" w:eastAsia="굴림체" w:hAnsi="굴림체" w:cs="굴림체" w:hint="eastAsia"/>
+          <w:b/>
+          <w:bCs/>
+          <w:color w:val="1F2328"/>
+          <w:kern w:val="0"/>
+          <w:sz w:val="21"/>
+          <w:szCs w:val="21"/>
+        </w:rPr>
+        <w:t>a.html</w:t>
       </w:r>
     </w:p>
     <w:p>
@@ -698,6 +710,8 @@
         <w:jc w:val="left"/>
         <w:rPr>
           <w:rFonts w:ascii="굴림체" w:eastAsia="굴림체" w:hAnsi="굴림체" w:cs="굴림체"/>
+          <w:b/>
+          <w:bCs/>
           <w:color w:val="1F2328"/>
           <w:kern w:val="0"/>
           <w:sz w:val="21"/>
@@ -707,42 +721,14 @@
       <w:r>
         <w:rPr>
           <w:rFonts w:ascii="굴림체" w:eastAsia="굴림체" w:hAnsi="굴림체" w:cs="굴림체"/>
+          <w:b/>
+          <w:bCs/>
           <w:color w:val="1F2328"/>
           <w:kern w:val="0"/>
           <w:sz w:val="21"/>
           <w:szCs w:val="21"/>
         </w:rPr>
-        <w:t>git branch -M main</w:t>
-      </w:r>
-      <w:r>
-        <w:rPr>
-          <w:rFonts w:ascii="굴림체" w:eastAsia="굴림체" w:hAnsi="굴림체" w:cs="굴림체"/>
-          <w:color w:val="1F2328"/>
-          <w:kern w:val="0"/>
-          <w:sz w:val="21"/>
-          <w:szCs w:val="21"/>
-        </w:rPr>
-        <w:t xml:space="preserve"> (</w:t>
-      </w:r>
-      <w:r>
-        <w:rPr>
-          <w:rFonts w:ascii="굴림체" w:eastAsia="굴림체" w:hAnsi="굴림체" w:cs="굴림체" w:hint="eastAsia"/>
-          <w:color w:val="1F2328"/>
-          <w:kern w:val="0"/>
-          <w:sz w:val="21"/>
-          <w:szCs w:val="21"/>
-        </w:rPr>
-        <w:t>안 해도 됨</w:t>
-      </w:r>
-      <w:r>
-        <w:rPr>
-          <w:rFonts w:ascii="굴림체" w:eastAsia="굴림체" w:hAnsi="굴림체" w:cs="굴림체"/>
-          <w:color w:val="1F2328"/>
-          <w:kern w:val="0"/>
-          <w:sz w:val="21"/>
-          <w:szCs w:val="21"/>
-        </w:rPr>
-        <w:t>)</w:t>
+        <w:t>git commit -m "first commit"</w:t>
       </w:r>
     </w:p>
     <w:p>
@@ -773,8 +759,6 @@
         <w:jc w:val="left"/>
         <w:rPr>
           <w:rFonts w:ascii="굴림체" w:eastAsia="굴림체" w:hAnsi="굴림체" w:cs="굴림체"/>
-          <w:b/>
-          <w:bCs/>
           <w:color w:val="1F2328"/>
           <w:kern w:val="0"/>
           <w:sz w:val="21"/>
@@ -784,14 +768,42 @@
       <w:r>
         <w:rPr>
           <w:rFonts w:ascii="굴림체" w:eastAsia="굴림체" w:hAnsi="굴림체" w:cs="굴림체"/>
-          <w:b/>
-          <w:bCs/>
           <w:color w:val="1F2328"/>
           <w:kern w:val="0"/>
           <w:sz w:val="21"/>
           <w:szCs w:val="21"/>
         </w:rPr>
-        <w:t>git remote add origin https://github.com/bhher/test5.git</w:t>
+        <w:t>git branch -M main</w:t>
+      </w:r>
+      <w:r>
+        <w:rPr>
+          <w:rFonts w:ascii="굴림체" w:eastAsia="굴림체" w:hAnsi="굴림체" w:cs="굴림체"/>
+          <w:color w:val="1F2328"/>
+          <w:kern w:val="0"/>
+          <w:sz w:val="21"/>
+          <w:szCs w:val="21"/>
+        </w:rPr>
+        <w:t xml:space="preserve"> (</w:t>
+      </w:r>
+      <w:r>
+        <w:rPr>
+          <w:rFonts w:ascii="굴림체" w:eastAsia="굴림체" w:hAnsi="굴림체" w:cs="굴림체" w:hint="eastAsia"/>
+          <w:color w:val="1F2328"/>
+          <w:kern w:val="0"/>
+          <w:sz w:val="21"/>
+          <w:szCs w:val="21"/>
+        </w:rPr>
+        <w:t>안 해도 됨</w:t>
+      </w:r>
+      <w:r>
+        <w:rPr>
+          <w:rFonts w:ascii="굴림체" w:eastAsia="굴림체" w:hAnsi="굴림체" w:cs="굴림체"/>
+          <w:color w:val="1F2328"/>
+          <w:kern w:val="0"/>
+          <w:sz w:val="21"/>
+          <w:szCs w:val="21"/>
+        </w:rPr>
+        <w:t>)</w:t>
       </w:r>
     </w:p>
     <w:p>
@@ -840,6 +852,55 @@
           <w:sz w:val="21"/>
           <w:szCs w:val="21"/>
         </w:rPr>
+        <w:t>git remote add origin https://github.com/bhher/test5.git</w:t>
+      </w:r>
+    </w:p>
+    <w:p>
+      <w:pPr>
+        <w:widowControl/>
+        <w:tabs>
+          <w:tab w:val="left" w:pos="916"/>
+          <w:tab w:val="left" w:pos="1832"/>
+          <w:tab w:val="left" w:pos="2748"/>
+          <w:tab w:val="left" w:pos="3664"/>
+          <w:tab w:val="left" w:pos="4580"/>
+          <w:tab w:val="left" w:pos="5496"/>
+          <w:tab w:val="left" w:pos="6412"/>
+          <w:tab w:val="left" w:pos="7328"/>
+          <w:tab w:val="left" w:pos="8244"/>
+          <w:tab w:val="left" w:pos="9160"/>
+          <w:tab w:val="left" w:pos="10076"/>
+          <w:tab w:val="left" w:pos="10992"/>
+          <w:tab w:val="left" w:pos="11908"/>
+          <w:tab w:val="left" w:pos="12824"/>
+          <w:tab w:val="left" w:pos="13740"/>
+          <w:tab w:val="left" w:pos="14656"/>
+        </w:tabs>
+        <w:wordWrap/>
+        <w:autoSpaceDE/>
+        <w:autoSpaceDN/>
+        <w:spacing w:after="0" w:line="240" w:lineRule="auto"/>
+        <w:jc w:val="left"/>
+        <w:rPr>
+          <w:rFonts w:ascii="굴림체" w:eastAsia="굴림체" w:hAnsi="굴림체" w:cs="굴림체"/>
+          <w:b/>
+          <w:bCs/>
+          <w:color w:val="1F2328"/>
+          <w:kern w:val="0"/>
+          <w:sz w:val="21"/>
+          <w:szCs w:val="21"/>
+        </w:rPr>
+      </w:pPr>
+      <w:r>
+        <w:rPr>
+          <w:rFonts w:ascii="굴림체" w:eastAsia="굴림체" w:hAnsi="굴림체" w:cs="굴림체"/>
+          <w:b/>
+          <w:bCs/>
+          <w:color w:val="1F2328"/>
+          <w:kern w:val="0"/>
+          <w:sz w:val="21"/>
+          <w:szCs w:val="21"/>
+        </w:rPr>
         <w:t>git push -u origin main</w:t>
       </w:r>
     </w:p>
@@ -967,12 +1028,12 @@
     </w:p>
     <w:p>
       <w:r>
+        <w:lastRenderedPageBreak/>
         <w:t xml:space="preserve">git config --global init.defaultBranch main </w:t>
       </w:r>
     </w:p>
     <w:p>
       <w:r>
-        <w:lastRenderedPageBreak/>
         <w:t>git config --global init.defaultBranch</w:t>
       </w:r>
       <w:r>
@@ -1233,12 +1294,12 @@
     </w:p>
     <w:p>
       <w:r>
+        <w:lastRenderedPageBreak/>
         <w:t>git remote add origin https://github.com/bhher/test5.git</w:t>
       </w:r>
     </w:p>
     <w:p>
       <w:r>
-        <w:lastRenderedPageBreak/>
         <w:t>git push -u origin main</w:t>
       </w:r>
     </w:p>
@@ -1794,7 +1855,6 @@
       <w:pPr>
         <w:ind w:left="400"/>
         <w:rPr>
-          <w:rFonts w:hint="eastAsia"/>
           <w:b/>
           <w:bCs/>
         </w:rPr>
@@ -1886,7 +1946,7 @@
 </file>
 
 <file path=word/numbering.xml><?xml version="1.0" encoding="utf-8"?>
-<w:numbering xmlns:wpc="http://schemas.microsoft.com/office/word/2010/wordprocessingCanvas" xmlns:cx="http://schemas.microsoft.com/office/drawing/2014/chartex" xmlns:cx1="http://schemas.microsoft.com/office/drawing/2015/9/8/chartex" xmlns:cx2="http://schemas.microsoft.com/office/drawing/2015/10/21/chartex" xmlns:cx3="http://schemas.microsoft.com/office/drawing/2016/5/9/chartex" xmlns:cx4="http://schemas.microsoft.com/office/drawing/2016/5/10/chartex" xmlns:cx5="http://schemas.microsoft.com/office/drawing/2016/5/11/chartex" xmlns:cx6="http://schemas.microsoft.com/office/drawing/2016/5/12/chartex" xmlns:cx7="http://schemas.microsoft.com/office/drawing/2016/5/13/chartex" xmlns:cx8="http://schemas.microsoft.com/office/drawing/2016/5/14/chartex" xmlns:mc="http://schemas.openxmlformats.org/markup-compatibility/2006" xmlns:aink="http://schemas.microsoft.com/office/drawing/2016/ink" xmlns:am3d="http://schemas.microsoft.com/office/drawing/2017/model3d" xmlns:o="urn:schemas-microsoft-com:office:office" xmlns:r="http://schemas.openxmlformats.org/officeDocument/2006/relationships" xmlns:m="http://schemas.openxmlformats.org/officeDocument/2006/math" xmlns:v="urn:schemas-microsoft-com:vml" xmlns:wp14="http://schemas.microsoft.com/office/word/2010/wordprocessingDrawing" xmlns:wp="http://schemas.openxmlformats.org/drawingml/2006/wordprocessingDrawing" xmlns:w10="urn:schemas-microsoft-com:office:word" xmlns:w="http://schemas.openxmlformats.org/wordprocessingml/2006/main" xmlns:w14="http://schemas.microsoft.com/office/word/2010/wordml" xmlns:w15="http://schemas.microsoft.com/office/word/2012/wordml" xmlns:w16cex="http://schemas.microsoft.com/office/word/2018/wordml/cex" xmlns:w16cid="http://schemas.microsoft.com/office/word/2016/wordml/cid" xmlns:w16="http://schemas.microsoft.com/office/word/2018/wordml" xmlns:w16sdtdh="http://schemas.microsoft.com/office/word/2020/wordml/sdtdatahash" xmlns:w16se="http://schemas.microsoft.com/office/word/2015/wordml/symex" xmlns:wpg="http://schemas.microsoft.com/office/word/2010/wordprocessingGroup" xmlns:wpi="http://schemas.microsoft.com/office/word/2010/wordprocessingInk" xmlns:wne="http://schemas.microsoft.com/office/word/2006/wordml" xmlns:wps="http://schemas.microsoft.com/office/word/2010/wordprocessingShape" mc:Ignorable="w14 w15 w16se w16cid w16 w16cex w16sdtdh wp14">
+<w:numbering xmlns:wpc="http://schemas.microsoft.com/office/word/2010/wordprocessingCanvas" xmlns:cx="http://schemas.microsoft.com/office/drawing/2014/chartex" xmlns:cx1="http://schemas.microsoft.com/office/drawing/2015/9/8/chartex" xmlns:cx2="http://schemas.microsoft.com/office/drawing/2015/10/21/chartex" xmlns:cx3="http://schemas.microsoft.com/office/drawing/2016/5/9/chartex" xmlns:cx4="http://schemas.microsoft.com/office/drawing/2016/5/10/chartex" xmlns:cx5="http://schemas.microsoft.com/office/drawing/2016/5/11/chartex" xmlns:cx6="http://schemas.microsoft.com/office/drawing/2016/5/12/chartex" xmlns:cx7="http://schemas.microsoft.com/office/drawing/2016/5/13/chartex" xmlns:cx8="http://schemas.microsoft.com/office/drawing/2016/5/14/chartex" xmlns:mc="http://schemas.openxmlformats.org/markup-compatibility/2006" xmlns:aink="http://schemas.microsoft.com/office/drawing/2016/ink" xmlns:am3d="http://schemas.microsoft.com/office/drawing/2017/model3d" xmlns:o="urn:schemas-microsoft-com:office:office" xmlns:oel="http://schemas.microsoft.com/office/2019/extlst" xmlns:r="http://schemas.openxmlformats.org/officeDocument/2006/relationships" xmlns:m="http://schemas.openxmlformats.org/officeDocument/2006/math" xmlns:v="urn:schemas-microsoft-com:vml" xmlns:wp14="http://schemas.microsoft.com/office/word/2010/wordprocessingDrawing" xmlns:wp="http://schemas.openxmlformats.org/drawingml/2006/wordprocessingDrawing" xmlns:w10="urn:schemas-microsoft-com:office:word" xmlns:w="http://schemas.openxmlformats.org/wordprocessingml/2006/main" xmlns:w14="http://schemas.microsoft.com/office/word/2010/wordml" xmlns:w15="http://schemas.microsoft.com/office/word/2012/wordml" xmlns:w16cex="http://schemas.microsoft.com/office/word/2018/wordml/cex" xmlns:w16cid="http://schemas.microsoft.com/office/word/2016/wordml/cid" xmlns:w16="http://schemas.microsoft.com/office/word/2018/wordml" xmlns:w16du="http://schemas.microsoft.com/office/word/2023/wordml/word16du" xmlns:w16sdtdh="http://schemas.microsoft.com/office/word/2020/wordml/sdtdatahash" xmlns:w16sdtfl="http://schemas.microsoft.com/office/word/2024/wordml/sdtformatlock" xmlns:w16se="http://schemas.microsoft.com/office/word/2015/wordml/symex" xmlns:wpg="http://schemas.microsoft.com/office/word/2010/wordprocessingGroup" xmlns:wpi="http://schemas.microsoft.com/office/word/2010/wordprocessingInk" xmlns:wne="http://schemas.microsoft.com/office/word/2006/wordml" xmlns:wps="http://schemas.microsoft.com/office/word/2010/wordprocessingShape" mc:Ignorable="w14 w15 w16se w16cid w16 w16cex w16sdtdh w16sdtfl w16du wp14">
   <w:abstractNum w:abstractNumId="0" w15:restartNumberingAfterBreak="0">
     <w:nsid w:val="0087789F"/>
     <w:multiLevelType w:val="hybridMultilevel"/>
@@ -2290,23 +2350,23 @@
       </w:rPr>
     </w:lvl>
   </w:abstractNum>
-  <w:num w:numId="1">
+  <w:num w:numId="1" w16cid:durableId="1215387798">
     <w:abstractNumId w:val="1"/>
   </w:num>
-  <w:num w:numId="2">
+  <w:num w:numId="2" w16cid:durableId="819462166">
     <w:abstractNumId w:val="2"/>
   </w:num>
-  <w:num w:numId="3">
+  <w:num w:numId="3" w16cid:durableId="1617834812">
     <w:abstractNumId w:val="0"/>
   </w:num>
-  <w:num w:numId="4">
+  <w:num w:numId="4" w16cid:durableId="1063790993">
     <w:abstractNumId w:val="3"/>
   </w:num>
 </w:numbering>
 </file>
 
 <file path=word/styles.xml><?xml version="1.0" encoding="utf-8"?>
-<w:styles xmlns:mc="http://schemas.openxmlformats.org/markup-compatibility/2006" xmlns:r="http://schemas.openxmlformats.org/officeDocument/2006/relationships" xmlns:w="http://schemas.openxmlformats.org/wordprocessingml/2006/main" xmlns:w14="http://schemas.microsoft.com/office/word/2010/wordml" xmlns:w15="http://schemas.microsoft.com/office/word/2012/wordml" xmlns:w16cex="http://schemas.microsoft.com/office/word/2018/wordml/cex" xmlns:w16cid="http://schemas.microsoft.com/office/word/2016/wordml/cid" xmlns:w16="http://schemas.microsoft.com/office/word/2018/wordml" xmlns:w16sdtdh="http://schemas.microsoft.com/office/word/2020/wordml/sdtdatahash" xmlns:w16se="http://schemas.microsoft.com/office/word/2015/wordml/symex" mc:Ignorable="w14 w15 w16se w16cid w16 w16cex w16sdtdh">
+<w:styles xmlns:mc="http://schemas.openxmlformats.org/markup-compatibility/2006" xmlns:r="http://schemas.openxmlformats.org/officeDocument/2006/relationships" xmlns:w="http://schemas.openxmlformats.org/wordprocessingml/2006/main" xmlns:w14="http://schemas.microsoft.com/office/word/2010/wordml" xmlns:w15="http://schemas.microsoft.com/office/word/2012/wordml" xmlns:w16cex="http://schemas.microsoft.com/office/word/2018/wordml/cex" xmlns:w16cid="http://schemas.microsoft.com/office/word/2016/wordml/cid" xmlns:w16="http://schemas.microsoft.com/office/word/2018/wordml" xmlns:w16du="http://schemas.microsoft.com/office/word/2023/wordml/word16du" xmlns:w16sdtdh="http://schemas.microsoft.com/office/word/2020/wordml/sdtdatahash" xmlns:w16sdtfl="http://schemas.microsoft.com/office/word/2024/wordml/sdtformatlock" xmlns:w16se="http://schemas.microsoft.com/office/word/2015/wordml/symex" mc:Ignorable="w14 w15 w16se w16cid w16 w16cex w16sdtdh w16sdtfl w16du">
   <w:docDefaults>
     <w:rPrDefault>
       <w:rPr>

--- a/Git 설치하기.docx
+++ b/Git 설치하기.docx
@@ -1168,11 +1168,22 @@
       </w:r>
     </w:p>
     <w:p>
+      <w:pPr>
+        <w:rPr>
+          <w:rFonts w:hint="eastAsia"/>
+        </w:rPr>
+      </w:pPr>
       <w:r>
         <w:rPr>
           <w:rFonts w:hint="eastAsia"/>
         </w:rPr>
         <w:t>홈페이지 가서 연결해야 함</w:t>
+      </w:r>
+      <w:r>
+        <w:rPr>
+          <w:rFonts w:hint="eastAsia"/>
+        </w:rPr>
+        <w:t>dddd</w:t>
       </w:r>
     </w:p>
     <w:p>
